--- a/开发者/markdown.docx
+++ b/开发者/markdown.docx
@@ -18,12 +18,13 @@
           <w:bCs/>
           <w:color w:val="3A7C22" w:themeColor="accent6" w:themeShade="BF"/>
         </w:rPr>
-        <w:t>markdown兼容html等语法</w:t>
-      </w:r>
-    </w:p>
-    <w:p>
-      <w:pPr>
-        <w:rPr>
+        <w:t>markdown兼容html语法</w:t>
+      </w:r>
+    </w:p>
+    <w:p>
+      <w:pPr>
+        <w:rPr>
+          <w:rFonts w:hint="eastAsia"/>
           <w:b/>
           <w:bCs/>
           <w:color w:val="EE0000"/>
@@ -59,6 +60,7 @@
     <w:p>
       <w:pPr>
         <w:rPr>
+          <w:rFonts w:hint="eastAsia"/>
           <w:b/>
           <w:bCs/>
           <w:color w:val="EE0000"/>
@@ -93,6 +95,7 @@
     <w:p>
       <w:pPr>
         <w:rPr>
+          <w:rFonts w:hint="eastAsia"/>
           <w:b/>
           <w:bCs/>
           <w:color w:val="EE0000"/>
@@ -110,6 +113,7 @@
     <w:p>
       <w:pPr>
         <w:rPr>
+          <w:rFonts w:hint="eastAsia"/>
           <w:b/>
           <w:bCs/>
           <w:color w:val="EE0000"/>
@@ -127,6 +131,7 @@
     <w:p>
       <w:pPr>
         <w:rPr>
+          <w:rFonts w:hint="eastAsia"/>
           <w:b/>
           <w:bCs/>
           <w:color w:val="EE0000"/>
@@ -162,6 +167,7 @@
     <w:p>
       <w:pPr>
         <w:rPr>
+          <w:rFonts w:hint="eastAsia"/>
           <w:b/>
           <w:bCs/>
           <w:color w:val="EE0000"/>
@@ -196,6 +202,7 @@
     <w:p>
       <w:pPr>
         <w:rPr>
+          <w:rFonts w:hint="eastAsia"/>
           <w:b/>
           <w:bCs/>
           <w:color w:val="EE0000"/>
@@ -213,6 +220,7 @@
     <w:p>
       <w:pPr>
         <w:rPr>
+          <w:rFonts w:hint="eastAsia"/>
           <w:b/>
           <w:bCs/>
           <w:color w:val="EE0000"/>
@@ -248,6 +256,7 @@
     <w:p>
       <w:pPr>
         <w:rPr>
+          <w:rFonts w:hint="eastAsia"/>
           <w:b/>
           <w:bCs/>
           <w:color w:val="EE0000"/>
@@ -282,6 +291,7 @@
     <w:p>
       <w:pPr>
         <w:rPr>
+          <w:rFonts w:hint="eastAsia"/>
           <w:b/>
           <w:bCs/>
           <w:color w:val="EE0000"/>
@@ -299,15 +309,17 @@
     <w:p>
       <w:pPr>
         <w:rPr>
-          <w:b/>
-          <w:bCs/>
-          <w:color w:val="EE0000"/>
-        </w:rPr>
-      </w:pPr>
-    </w:p>
-    <w:p>
-      <w:pPr>
-        <w:rPr>
+          <w:rFonts w:hint="eastAsia"/>
+          <w:b/>
+          <w:bCs/>
+          <w:color w:val="EE0000"/>
+        </w:rPr>
+      </w:pPr>
+    </w:p>
+    <w:p>
+      <w:pPr>
+        <w:rPr>
+          <w:rFonts w:hint="eastAsia"/>
           <w:b/>
           <w:bCs/>
           <w:color w:val="EE0000"/>
@@ -370,6 +382,7 @@
     <w:p>
       <w:pPr>
         <w:rPr>
+          <w:rFonts w:hint="eastAsia"/>
           <w:b/>
           <w:bCs/>
           <w:color w:val="EE0000"/>
@@ -387,6 +400,7 @@
     <w:p>
       <w:pPr>
         <w:rPr>
+          <w:rFonts w:hint="eastAsia"/>
           <w:b/>
           <w:bCs/>
           <w:color w:val="EE0000"/>
@@ -404,6 +418,7 @@
     <w:p>
       <w:pPr>
         <w:rPr>
+          <w:rFonts w:hint="eastAsia"/>
           <w:b/>
           <w:bCs/>
           <w:color w:val="EE0000"/>
@@ -456,6 +471,7 @@
     <w:p>
       <w:pPr>
         <w:rPr>
+          <w:rFonts w:hint="eastAsia"/>
           <w:b/>
           <w:bCs/>
           <w:color w:val="EE0000"/>
@@ -473,101 +489,77 @@
     <w:p>
       <w:pPr>
         <w:rPr>
-          <w:b/>
-          <w:bCs/>
-          <w:color w:val="EE0000"/>
-        </w:rPr>
-      </w:pPr>
-    </w:p>
-    <w:p>
-      <w:pPr>
-        <w:rPr>
-          <w:b/>
-          <w:bCs/>
-          <w:color w:val="EE0000"/>
-        </w:rPr>
-      </w:pPr>
-    </w:p>
-    <w:p>
-      <w:pPr>
-        <w:rPr>
-          <w:b/>
-          <w:bCs/>
-          <w:color w:val="EE0000"/>
-        </w:rPr>
-      </w:pPr>
-    </w:p>
-    <w:p>
-      <w:pPr>
-        <w:rPr>
-          <w:b/>
-          <w:bCs/>
-          <w:color w:val="EE0000"/>
-        </w:rPr>
-      </w:pPr>
-    </w:p>
-    <w:p>
-      <w:pPr>
-        <w:rPr>
-          <w:b/>
-          <w:bCs/>
-          <w:color w:val="EE0000"/>
-        </w:rPr>
-      </w:pPr>
-    </w:p>
-    <w:p>
-      <w:pPr>
-        <w:rPr>
-          <w:b/>
-          <w:bCs/>
-          <w:color w:val="EE0000"/>
-        </w:rPr>
-      </w:pPr>
-    </w:p>
-    <w:p>
-      <w:pPr>
-        <w:rPr>
-          <w:b/>
-          <w:bCs/>
-          <w:color w:val="EE0000"/>
-        </w:rPr>
-      </w:pPr>
-    </w:p>
-    <w:p>
-      <w:pPr>
-        <w:rPr>
-          <w:b/>
-          <w:bCs/>
-          <w:color w:val="EE0000"/>
-        </w:rPr>
-      </w:pPr>
-    </w:p>
-    <w:p>
-      <w:pPr>
-        <w:rPr>
-          <w:rFonts w:hint="eastAsia"/>
-          <w:b/>
-          <w:bCs/>
-          <w:color w:val="EE0000"/>
-        </w:rPr>
-      </w:pPr>
-    </w:p>
-    <w:p>
-      <w:pPr>
-        <w:rPr>
-          <w:rFonts w:hint="eastAsia"/>
-          <w:b/>
-          <w:bCs/>
-          <w:color w:val="EE0000"/>
-        </w:rPr>
-      </w:pPr>
-      <w:r>
-        <w:rPr>
-          <w:rFonts w:hint="eastAsia"/>
-          <w:b/>
-          <w:bCs/>
-          <w:color w:val="EE0000"/>
-        </w:rPr>
+          <w:rFonts w:hint="eastAsia"/>
+          <w:b/>
+          <w:bCs/>
+          <w:color w:val="EE0000"/>
+        </w:rPr>
+      </w:pPr>
+    </w:p>
+    <w:p>
+      <w:pPr>
+        <w:rPr>
+          <w:b/>
+          <w:bCs/>
+          <w:color w:val="EE0000"/>
+        </w:rPr>
+      </w:pPr>
+    </w:p>
+    <w:p>
+      <w:pPr>
+        <w:rPr>
+          <w:b/>
+          <w:bCs/>
+          <w:color w:val="EE0000"/>
+        </w:rPr>
+      </w:pPr>
+    </w:p>
+    <w:p>
+      <w:pPr>
+        <w:rPr>
+          <w:b/>
+          <w:bCs/>
+          <w:color w:val="EE0000"/>
+        </w:rPr>
+      </w:pPr>
+    </w:p>
+    <w:p>
+      <w:pPr>
+        <w:rPr>
+          <w:rFonts w:hint="eastAsia"/>
+          <w:b/>
+          <w:bCs/>
+          <w:color w:val="EE0000"/>
+        </w:rPr>
+      </w:pPr>
+    </w:p>
+    <w:p>
+      <w:pPr>
+        <w:rPr>
+          <w:rFonts w:hint="eastAsia"/>
+          <w:b/>
+          <w:bCs/>
+          <w:color w:val="EE0000"/>
+        </w:rPr>
+      </w:pPr>
+    </w:p>
+    <w:p>
+      <w:pPr>
+        <w:rPr>
+          <w:rFonts w:hint="eastAsia"/>
+          <w:b/>
+          <w:bCs/>
+          <w:color w:val="EE0000"/>
+        </w:rPr>
+      </w:pPr>
+      <w:r>
+        <w:rPr>
+          <w:rFonts w:hint="eastAsia"/>
+          <w:b/>
+          <w:bCs/>
+          <w:color w:val="EE0000"/>
+        </w:rPr>
+        <w:lastRenderedPageBreak/>
         <w:t xml:space="preserve"># 一级标题 </w:t>
       </w:r>
     </w:p>
@@ -978,247 +970,6 @@
           <w:color w:val="0D0D0D" w:themeColor="text1" w:themeTint="F2"/>
         </w:rPr>
       </w:pPr>
-    </w:p>
-    <w:p>
-      <w:pPr>
-        <w:rPr>
-          <w:rFonts w:hint="eastAsia"/>
-          <w:b/>
-          <w:bCs/>
-          <w:color w:val="0D0D0D" w:themeColor="text1" w:themeTint="F2"/>
-        </w:rPr>
-      </w:pPr>
-      <w:r>
-        <w:rPr>
-          <w:rFonts w:hint="eastAsia"/>
-          <w:b/>
-          <w:bCs/>
-          <w:color w:val="0D0D0D" w:themeColor="text1" w:themeTint="F2"/>
-        </w:rPr>
-        <w:t>跳转</w:t>
-      </w:r>
-    </w:p>
-    <w:p>
-      <w:pPr>
-        <w:rPr>
-          <w:rFonts w:hint="eastAsia"/>
-          <w:b/>
-          <w:bCs/>
-          <w:color w:val="0D0D0D" w:themeColor="text1" w:themeTint="F2"/>
-        </w:rPr>
-      </w:pPr>
-      <w:r>
-        <w:rPr>
-          <w:rFonts w:hint="eastAsia"/>
-          <w:b/>
-          <w:bCs/>
-          <w:color w:val="0D0D0D" w:themeColor="text1" w:themeTint="F2"/>
-        </w:rPr>
-        <w:t>设置入口</w:t>
-      </w:r>
-    </w:p>
-    <w:p>
-      <w:pPr>
-        <w:rPr>
-          <w:rFonts w:hint="eastAsia"/>
-          <w:b/>
-          <w:bCs/>
-          <w:color w:val="EE0000"/>
-        </w:rPr>
-      </w:pPr>
-      <w:r>
-        <w:rPr>
-          <w:rFonts w:hint="eastAsia"/>
-          <w:b/>
-          <w:bCs/>
-          <w:color w:val="EE0000"/>
-        </w:rPr>
-        <w:t>[显示的文字](#&lt;传送门出口id&gt;)</w:t>
-      </w:r>
-    </w:p>
-    <w:p>
-      <w:pPr>
-        <w:rPr>
-          <w:rFonts w:hint="eastAsia"/>
-          <w:b/>
-          <w:bCs/>
-          <w:color w:val="0D0D0D" w:themeColor="text1" w:themeTint="F2"/>
-        </w:rPr>
-      </w:pPr>
-      <w:r>
-        <w:rPr>
-          <w:rFonts w:hint="eastAsia"/>
-          <w:b/>
-          <w:bCs/>
-          <w:color w:val="0D0D0D" w:themeColor="text1" w:themeTint="F2"/>
-        </w:rPr>
-        <w:t>设置出口</w:t>
-      </w:r>
-    </w:p>
-    <w:p>
-      <w:pPr>
-        <w:rPr>
-          <w:rFonts w:hint="eastAsia"/>
-          <w:b/>
-          <w:bCs/>
-          <w:color w:val="EE0000"/>
-        </w:rPr>
-      </w:pPr>
-      <w:r>
-        <w:rPr>
-          <w:rFonts w:hint="eastAsia"/>
-          <w:b/>
-          <w:bCs/>
-          <w:color w:val="EE0000"/>
-        </w:rPr>
-        <w:lastRenderedPageBreak/>
-        <w:t>&lt;a id=</w:t>
-      </w:r>
-      <w:r>
-        <w:rPr>
-          <w:rFonts w:hint="eastAsia"/>
-          <w:b/>
-          <w:bCs/>
-          <w:color w:val="EE0000"/>
-        </w:rPr>
-        <w:t>“</w:t>
-      </w:r>
-      <w:r>
-        <w:rPr>
-          <w:rFonts w:hint="eastAsia"/>
-          <w:b/>
-          <w:bCs/>
-          <w:color w:val="EE0000"/>
-        </w:rPr>
-        <w:t>传送门出口id</w:t>
-      </w:r>
-      <w:r>
-        <w:rPr>
-          <w:rFonts w:hint="eastAsia"/>
-          <w:b/>
-          <w:bCs/>
-          <w:color w:val="EE0000"/>
-        </w:rPr>
-        <w:t>”</w:t>
-      </w:r>
-      <w:r>
-        <w:rPr>
-          <w:rFonts w:hint="eastAsia"/>
-          <w:b/>
-          <w:bCs/>
-          <w:color w:val="EE0000"/>
-        </w:rPr>
-        <w:t>&gt;</w:t>
-      </w:r>
-      <w:r>
-        <w:rPr>
-          <w:rFonts w:hint="eastAsia"/>
-          <w:b/>
-          <w:bCs/>
-          <w:color w:val="EE0000"/>
-        </w:rPr>
-        <w:t>显示的文字</w:t>
-      </w:r>
-      <w:r>
-        <w:rPr>
-          <w:rFonts w:hint="eastAsia"/>
-          <w:b/>
-          <w:bCs/>
-          <w:color w:val="EE0000"/>
-        </w:rPr>
-        <w:t xml:space="preserve"> &lt;/a&gt;</w:t>
-      </w:r>
-    </w:p>
-    <w:p>
-      <w:pPr>
-        <w:rPr>
-          <w:rFonts w:hint="eastAsia"/>
-          <w:b/>
-          <w:bCs/>
-          <w:color w:val="EE0000"/>
-        </w:rPr>
-      </w:pPr>
-      <w:r>
-        <w:rPr>
-          <w:rFonts w:hint="eastAsia"/>
-          <w:b/>
-          <w:bCs/>
-          <w:color w:val="0D0D0D" w:themeColor="text1" w:themeTint="F2"/>
-        </w:rPr>
-        <w:t xml:space="preserve">显示图片 </w:t>
-      </w:r>
-      <w:r>
-        <w:rPr>
-          <w:rFonts w:hint="eastAsia"/>
-          <w:b/>
-          <w:bCs/>
-          <w:color w:val="EE0000"/>
-        </w:rPr>
-        <w:t xml:space="preserve"> </w:t>
-      </w:r>
-      <w:r>
-        <w:rPr>
-          <w:rFonts w:hint="eastAsia"/>
-          <w:b/>
-          <w:bCs/>
-          <w:color w:val="EE0000"/>
-        </w:rPr>
-        <w:t>![</w:t>
-      </w:r>
-      <w:r>
-        <w:rPr>
-          <w:rFonts w:hint="eastAsia"/>
-          <w:b/>
-          <w:bCs/>
-          <w:color w:val="EE0000"/>
-        </w:rPr>
-        <w:t>图片加载失败时</w:t>
-      </w:r>
-      <w:r>
-        <w:rPr>
-          <w:rFonts w:hint="eastAsia"/>
-          <w:b/>
-          <w:bCs/>
-          <w:color w:val="EE0000"/>
-        </w:rPr>
-        <w:t>显示</w:t>
-      </w:r>
-      <w:r>
-        <w:rPr>
-          <w:rFonts w:hint="eastAsia"/>
-          <w:b/>
-          <w:bCs/>
-          <w:color w:val="EE0000"/>
-        </w:rPr>
-        <w:t>的文字</w:t>
-      </w:r>
-      <w:r>
-        <w:rPr>
-          <w:rFonts w:hint="eastAsia"/>
-          <w:b/>
-          <w:bCs/>
-          <w:color w:val="EE0000"/>
-        </w:rPr>
-        <w:t>]（</w:t>
-      </w:r>
-      <w:r>
-        <w:rPr>
-          <w:rFonts w:hint="eastAsia"/>
-          <w:b/>
-          <w:bCs/>
-          <w:color w:val="EE0000"/>
-        </w:rPr>
-        <w:t>链接路径</w:t>
-      </w:r>
-      <w:r>
-        <w:rPr>
-          <w:rFonts w:hint="eastAsia"/>
-          <w:b/>
-          <w:bCs/>
-          <w:color w:val="EE0000"/>
-        </w:rPr>
-        <w:t>）</w:t>
-      </w:r>
     </w:p>
     <w:p>
       <w:pPr>
@@ -2485,6 +2236,7 @@
   <w:style w:type="character" w:default="1" w:styleId="a0">
     <w:name w:val="Default Paragraph Font"/>
     <w:uiPriority w:val="1"/>
+    <w:semiHidden/>
     <w:unhideWhenUsed/>
   </w:style>
   <w:style w:type="table" w:default="1" w:styleId="a1">
